--- a/_docs_/trim01/04_requisitos/PL02 - REQUISITOS FUNCIONALES FINAL.docx
+++ b/_docs_/trim01/04_requisitos/PL02 - REQUISITOS FUNCIONALES FINAL.docx
@@ -1056,6 +1056,7 @@
         <w:rPr>
           <w:sz w:val="16"/>
         </w:rPr>
+        <w:lastRenderedPageBreak/>
         <w:t>De</w:t>
       </w:r>
       <w:r>
@@ -1223,6 +1224,7 @@
       <w:bookmarkEnd w:id="0"/>
       <w:bookmarkEnd w:id="1"/>
       <w:r>
+        <w:lastRenderedPageBreak/>
         <w:t>Ficha</w:t>
       </w:r>
       <w:r>
@@ -2112,7 +2114,6 @@
           <w:docPartUnique/>
         </w:docPartObj>
       </w:sdtPr>
-      <w:sdtEndPr/>
       <w:sdtContent>
         <w:p>
           <w:pPr>
@@ -4466,11 +4467,13 @@
               <w:ind w:left="24"/>
               <w:rPr>
                 <w:sz w:val="20"/>
-              </w:rPr>
-            </w:pPr>
-            <w:r>
-              <w:rPr>
-                <w:sz w:val="20"/>
+                <w:lang w:val="en-CA"/>
+              </w:rPr>
+            </w:pPr>
+            <w:r>
+              <w:rPr>
+                <w:sz w:val="20"/>
+                <w:lang w:val="en-CA"/>
               </w:rPr>
               <w:t>Coffee</w:t>
             </w:r>
@@ -4478,12 +4481,14 @@
               <w:rPr>
                 <w:spacing w:val="-6"/>
                 <w:sz w:val="20"/>
+                <w:lang w:val="en-CA"/>
               </w:rPr>
               <w:t xml:space="preserve"> </w:t>
             </w:r>
             <w:r>
               <w:rPr>
                 <w:sz w:val="20"/>
+                <w:lang w:val="en-CA"/>
               </w:rPr>
               <w:t>Park</w:t>
             </w:r>
@@ -4491,12 +4496,14 @@
               <w:rPr>
                 <w:spacing w:val="1"/>
                 <w:sz w:val="20"/>
+                <w:lang w:val="en-CA"/>
               </w:rPr>
               <w:t xml:space="preserve"> </w:t>
             </w:r>
             <w:r>
               <w:rPr>
                 <w:sz w:val="20"/>
+                <w:lang w:val="en-CA"/>
               </w:rPr>
               <w:t>-</w:t>
             </w:r>
@@ -4504,12 +4511,14 @@
               <w:rPr>
                 <w:spacing w:val="-7"/>
                 <w:sz w:val="20"/>
+                <w:lang w:val="en-CA"/>
               </w:rPr>
               <w:t xml:space="preserve"> </w:t>
             </w:r>
             <w:r>
               <w:rPr>
                 <w:sz w:val="20"/>
+                <w:lang w:val="en-CA"/>
               </w:rPr>
               <w:t>Inversiones</w:t>
             </w:r>
@@ -4517,6 +4526,7 @@
               <w:rPr>
                 <w:spacing w:val="-5"/>
                 <w:sz w:val="20"/>
+                <w:lang w:val="en-CA"/>
               </w:rPr>
               <w:t xml:space="preserve"> </w:t>
             </w:r>
@@ -4524,6 +4534,7 @@
             <w:r>
               <w:rPr>
                 <w:sz w:val="20"/>
+                <w:lang w:val="en-CA"/>
               </w:rPr>
               <w:t>Secam</w:t>
             </w:r>
@@ -4532,6 +4543,7 @@
               <w:rPr>
                 <w:spacing w:val="-5"/>
                 <w:sz w:val="20"/>
+                <w:lang w:val="en-CA"/>
               </w:rPr>
               <w:t xml:space="preserve"> SAS</w:t>
             </w:r>
@@ -4558,6 +4570,7 @@
                 <w:rFonts w:ascii="Arial"/>
                 <w:b/>
                 <w:sz w:val="13"/>
+                <w:lang w:val="en-CA"/>
               </w:rPr>
             </w:pPr>
           </w:p>
@@ -6945,12 +6958,14 @@
               <w:ind w:left="55"/>
               <w:rPr>
                 <w:sz w:val="20"/>
+                <w:lang w:val="en-CA"/>
               </w:rPr>
             </w:pPr>
             <w:r>
               <w:rPr>
                 <w:spacing w:val="-4"/>
                 <w:sz w:val="20"/>
+                <w:lang w:val="en-CA"/>
               </w:rPr>
               <w:t>IEEE</w:t>
             </w:r>
@@ -6964,59 +6979,37 @@
               <w:ind w:left="55" w:right="61"/>
               <w:rPr>
                 <w:sz w:val="20"/>
-              </w:rPr>
-            </w:pPr>
-            <w:proofErr w:type="spellStart"/>
+                <w:lang w:val="en-CA"/>
+              </w:rPr>
+            </w:pPr>
             <w:r>
               <w:rPr>
                 <w:spacing w:val="-2"/>
                 <w:sz w:val="20"/>
-              </w:rPr>
-              <w:t>Recommended</w:t>
-            </w:r>
-            <w:proofErr w:type="spellEnd"/>
+                <w:lang w:val="en-CA"/>
+              </w:rPr>
+              <w:t>Recommended Practice</w:t>
+            </w:r>
+            <w:r>
+              <w:rPr>
+                <w:sz w:val="20"/>
+                <w:lang w:val="en-CA"/>
+              </w:rPr>
+              <w:tab/>
+            </w:r>
+            <w:r>
+              <w:rPr>
+                <w:spacing w:val="-4"/>
+                <w:sz w:val="20"/>
+                <w:lang w:val="en-CA"/>
+              </w:rPr>
+              <w:t xml:space="preserve">for </w:t>
+            </w:r>
             <w:r>
               <w:rPr>
                 <w:spacing w:val="-2"/>
                 <w:sz w:val="20"/>
-              </w:rPr>
-              <w:t xml:space="preserve"> </w:t>
-            </w:r>
-            <w:proofErr w:type="spellStart"/>
-            <w:r>
-              <w:rPr>
-                <w:spacing w:val="-2"/>
-                <w:sz w:val="20"/>
-              </w:rPr>
-              <w:t>Practice</w:t>
-            </w:r>
-            <w:proofErr w:type="spellEnd"/>
-            <w:r>
-              <w:rPr>
-                <w:sz w:val="20"/>
-              </w:rPr>
-              <w:tab/>
-            </w:r>
-            <w:proofErr w:type="spellStart"/>
-            <w:r>
-              <w:rPr>
-                <w:spacing w:val="-4"/>
-                <w:sz w:val="20"/>
-              </w:rPr>
-              <w:t>for</w:t>
-            </w:r>
-            <w:proofErr w:type="spellEnd"/>
-            <w:r>
-              <w:rPr>
-                <w:spacing w:val="-4"/>
-                <w:sz w:val="20"/>
-              </w:rPr>
-              <w:t xml:space="preserve"> </w:t>
-            </w:r>
-            <w:r>
-              <w:rPr>
-                <w:spacing w:val="-2"/>
-                <w:sz w:val="20"/>
+                <w:lang w:val="en-CA"/>
               </w:rPr>
               <w:t>Software</w:t>
             </w:r>
@@ -7028,33 +7021,17 @@
               <w:ind w:left="55"/>
               <w:rPr>
                 <w:sz w:val="20"/>
-              </w:rPr>
-            </w:pPr>
-            <w:proofErr w:type="spellStart"/>
+                <w:lang w:val="en-CA"/>
+              </w:rPr>
+            </w:pPr>
             <w:r>
               <w:rPr>
                 <w:spacing w:val="-2"/>
                 <w:sz w:val="20"/>
-              </w:rPr>
-              <w:t>Requirements</w:t>
-            </w:r>
-            <w:proofErr w:type="spellEnd"/>
-            <w:r>
-              <w:rPr>
-                <w:spacing w:val="-2"/>
-                <w:sz w:val="20"/>
-              </w:rPr>
-              <w:t xml:space="preserve"> </w:t>
-            </w:r>
-            <w:proofErr w:type="spellStart"/>
-            <w:r>
-              <w:rPr>
-                <w:spacing w:val="-2"/>
-                <w:sz w:val="20"/>
-              </w:rPr>
-              <w:t>Specifications</w:t>
-            </w:r>
-            <w:proofErr w:type="spellEnd"/>
+                <w:lang w:val="en-CA"/>
+              </w:rPr>
+              <w:t>Requirements Specifications</w:t>
+            </w:r>
           </w:p>
         </w:tc>
         <w:tc>
@@ -7217,20 +7194,21 @@
               <w:ind w:left="55"/>
               <w:rPr>
                 <w:sz w:val="20"/>
-              </w:rPr>
-            </w:pPr>
-            <w:proofErr w:type="spellStart"/>
+                <w:lang w:val="en-CA"/>
+              </w:rPr>
+            </w:pPr>
             <w:r>
               <w:rPr>
                 <w:spacing w:val="-2"/>
                 <w:sz w:val="20"/>
+                <w:lang w:val="en-CA"/>
               </w:rPr>
               <w:t>Systems</w:t>
             </w:r>
-            <w:proofErr w:type="spellEnd"/>
-            <w:r>
-              <w:rPr>
-                <w:sz w:val="20"/>
+            <w:r>
+              <w:rPr>
+                <w:sz w:val="20"/>
+                <w:lang w:val="en-CA"/>
               </w:rPr>
               <w:tab/>
             </w:r>
@@ -7238,6 +7216,7 @@
               <w:rPr>
                 <w:spacing w:val="-5"/>
                 <w:sz w:val="20"/>
+                <w:lang w:val="en-CA"/>
               </w:rPr>
               <w:t>and</w:t>
             </w:r>
@@ -7252,62 +7231,52 @@
               <w:ind w:left="55" w:right="63"/>
               <w:rPr>
                 <w:sz w:val="20"/>
+                <w:lang w:val="en-CA"/>
               </w:rPr>
             </w:pPr>
             <w:r>
               <w:rPr>
                 <w:spacing w:val="-2"/>
                 <w:sz w:val="20"/>
+                <w:lang w:val="en-CA"/>
               </w:rPr>
               <w:t>software</w:t>
             </w:r>
             <w:r>
               <w:rPr>
                 <w:sz w:val="20"/>
+                <w:lang w:val="en-CA"/>
               </w:rPr>
               <w:tab/>
             </w:r>
+            <w:r>
+              <w:rPr>
+                <w:spacing w:val="-2"/>
+                <w:sz w:val="20"/>
+                <w:lang w:val="en-CA"/>
+              </w:rPr>
+              <w:t xml:space="preserve">quality </w:t>
+            </w:r>
+            <w:r>
+              <w:rPr>
+                <w:sz w:val="20"/>
+                <w:lang w:val="en-CA"/>
+              </w:rPr>
+              <w:t>models (</w:t>
+            </w:r>
             <w:proofErr w:type="spellStart"/>
             <w:r>
               <w:rPr>
-                <w:spacing w:val="-2"/>
-                <w:sz w:val="20"/>
-              </w:rPr>
-              <w:t>quality</w:t>
+                <w:sz w:val="20"/>
+                <w:lang w:val="en-CA"/>
+              </w:rPr>
+              <w:t>SQuaRE</w:t>
             </w:r>
             <w:proofErr w:type="spellEnd"/>
             <w:r>
               <w:rPr>
-                <w:spacing w:val="-2"/>
-                <w:sz w:val="20"/>
-              </w:rPr>
-              <w:t xml:space="preserve"> </w:t>
-            </w:r>
-            <w:proofErr w:type="spellStart"/>
-            <w:r>
-              <w:rPr>
-                <w:sz w:val="20"/>
-              </w:rPr>
-              <w:t>models</w:t>
-            </w:r>
-            <w:proofErr w:type="spellEnd"/>
-            <w:r>
-              <w:rPr>
-                <w:sz w:val="20"/>
-              </w:rPr>
-              <w:t xml:space="preserve"> (</w:t>
-            </w:r>
-            <w:proofErr w:type="spellStart"/>
-            <w:r>
-              <w:rPr>
-                <w:sz w:val="20"/>
-              </w:rPr>
-              <w:t>SQuaRE</w:t>
-            </w:r>
-            <w:proofErr w:type="spellEnd"/>
-            <w:r>
-              <w:rPr>
-                <w:sz w:val="20"/>
+                <w:sz w:val="20"/>
+                <w:lang w:val="en-CA"/>
               </w:rPr>
               <w:t>)</w:t>
             </w:r>
@@ -8440,6 +8409,7 @@
       <w:bookmarkEnd w:id="20"/>
       <w:bookmarkEnd w:id="21"/>
       <w:r>
+        <w:lastRenderedPageBreak/>
         <w:t>Funcionalidad</w:t>
       </w:r>
       <w:r>
@@ -10933,6 +10903,7 @@
           <w:color w:val="2F2F2F"/>
           <w:sz w:val="24"/>
         </w:rPr>
+        <w:lastRenderedPageBreak/>
         <w:t>Interfaces</w:t>
       </w:r>
       <w:r>
@@ -13310,6 +13281,7 @@
                 <w:sz w:val="24"/>
                 <w:szCs w:val="24"/>
               </w:rPr>
+              <w:lastRenderedPageBreak/>
               <w:t>RF11</w:t>
             </w:r>
           </w:p>
@@ -15740,6 +15712,7 @@
                 <w:sz w:val="24"/>
                 <w:szCs w:val="24"/>
               </w:rPr>
+              <w:lastRenderedPageBreak/>
               <w:t>RF26</w:t>
             </w:r>
           </w:p>
@@ -18142,6 +18115,7 @@
                 <w:sz w:val="24"/>
                 <w:szCs w:val="24"/>
               </w:rPr>
+              <w:lastRenderedPageBreak/>
               <w:t>RF41</w:t>
             </w:r>
           </w:p>
@@ -18293,7 +18267,7 @@
     <w:tbl>
       <w:tblPr>
         <w:tblpPr w:leftFromText="141" w:rightFromText="141" w:vertAnchor="text" w:horzAnchor="margin" w:tblpXSpec="center" w:tblpY="996"/>
-        <w:tblW w:w="10345" w:type="dxa"/>
+        <w:tblW w:w="5000" w:type="pct"/>
         <w:tblBorders>
           <w:top w:val="single" w:sz="12" w:space="0" w:color="000000" w:themeColor="text1"/>
           <w:left w:val="single" w:sz="12" w:space="0" w:color="000000" w:themeColor="text1"/>
@@ -18305,10 +18279,11 @@
         <w:tblLook w:val="01E0" w:firstRow="1" w:lastRow="1" w:firstColumn="1" w:lastColumn="1" w:noHBand="0" w:noVBand="0"/>
       </w:tblPr>
       <w:tblGrid>
-        <w:gridCol w:w="1116"/>
-        <w:gridCol w:w="2807"/>
-        <w:gridCol w:w="2010"/>
-        <w:gridCol w:w="4412"/>
+        <w:gridCol w:w="1070"/>
+        <w:gridCol w:w="2273"/>
+        <w:gridCol w:w="2437"/>
+        <w:gridCol w:w="1917"/>
+        <w:gridCol w:w="2199"/>
       </w:tblGrid>
       <w:tr>
         <w:trPr>
@@ -18316,7 +18291,7 @@
         </w:trPr>
         <w:tc>
           <w:tcPr>
-            <w:tcW w:w="1116" w:type="dxa"/>
+            <w:tcW w:w="424" w:type="pct"/>
             <w:shd w:val="clear" w:color="auto" w:fill="262626" w:themeFill="text1" w:themeFillTint="D9"/>
           </w:tcPr>
           <w:p>
@@ -18382,7 +18357,7 @@
         </w:tc>
         <w:tc>
           <w:tcPr>
-            <w:tcW w:w="2838" w:type="dxa"/>
+            <w:tcW w:w="1067" w:type="pct"/>
             <w:shd w:val="clear" w:color="auto" w:fill="262626" w:themeFill="text1" w:themeFillTint="D9"/>
           </w:tcPr>
           <w:p>
@@ -18399,6 +18374,20 @@
               </w:rPr>
             </w:pPr>
             <w:r>
+              <w:t>Descripción / Criterio</w:t>
+            </w:r>
+          </w:p>
+        </w:tc>
+        <w:tc>
+          <w:tcPr>
+            <w:tcW w:w="1067" w:type="pct"/>
+            <w:shd w:val="clear" w:color="auto" w:fill="262626" w:themeFill="text1" w:themeFillTint="D9"/>
+          </w:tcPr>
+          <w:p>
+            <w:pPr>
+              <w:pStyle w:val="TableParagraph"/>
+              <w:spacing w:before="315"/>
+              <w:ind w:left="655" w:right="504" w:hanging="140"/>
               <w:rPr>
                 <w:rFonts w:ascii="Arial"/>
                 <w:b/>
@@ -18406,13 +18395,22 @@
                 <w:sz w:val="28"/>
                 <w:szCs w:val="28"/>
               </w:rPr>
-              <w:t>Nombre de requisito</w:t>
-            </w:r>
-          </w:p>
-        </w:tc>
-        <w:tc>
-          <w:tcPr>
-            <w:tcW w:w="1701" w:type="dxa"/>
+            </w:pPr>
+            <w:r>
+              <w:rPr>
+                <w:rFonts w:ascii="Arial"/>
+                <w:b/>
+                <w:bCs/>
+                <w:sz w:val="28"/>
+                <w:szCs w:val="28"/>
+              </w:rPr>
+              <w:t>Tipo de requisito</w:t>
+            </w:r>
+          </w:p>
+        </w:tc>
+        <w:tc>
+          <w:tcPr>
+            <w:tcW w:w="764" w:type="pct"/>
             <w:shd w:val="clear" w:color="auto" w:fill="262626" w:themeFill="text1" w:themeFillTint="D9"/>
           </w:tcPr>
           <w:p>
@@ -18442,7 +18440,7 @@
         </w:tc>
         <w:tc>
           <w:tcPr>
-            <w:tcW w:w="4690" w:type="dxa"/>
+            <w:tcW w:w="1677" w:type="pct"/>
             <w:shd w:val="clear" w:color="auto" w:fill="262626" w:themeFill="text1" w:themeFillTint="D9"/>
           </w:tcPr>
           <w:p>
@@ -18466,27 +18464,7 @@
                 <w:sz w:val="28"/>
                 <w:szCs w:val="28"/>
               </w:rPr>
-              <w:t>Descripci</w:t>
-            </w:r>
-            <w:r>
-              <w:rPr>
-                <w:rFonts w:ascii="Arial"/>
-                <w:b/>
-                <w:bCs/>
-                <w:sz w:val="28"/>
-                <w:szCs w:val="28"/>
-              </w:rPr>
-              <w:t>ó</w:t>
-            </w:r>
-            <w:r>
-              <w:rPr>
-                <w:rFonts w:ascii="Arial"/>
-                <w:b/>
-                <w:bCs/>
-                <w:sz w:val="28"/>
-                <w:szCs w:val="28"/>
-              </w:rPr>
-              <w:t>n / Criterio</w:t>
+              <w:t>Responsable</w:t>
             </w:r>
           </w:p>
         </w:tc>
@@ -18497,7 +18475,7 @@
         </w:trPr>
         <w:tc>
           <w:tcPr>
-            <w:tcW w:w="1116" w:type="dxa"/>
+            <w:tcW w:w="424" w:type="pct"/>
             <w:shd w:val="clear" w:color="auto" w:fill="FFFFFF" w:themeFill="background1"/>
           </w:tcPr>
           <w:p>
@@ -18521,7 +18499,34 @@
         </w:tc>
         <w:tc>
           <w:tcPr>
-            <w:tcW w:w="2838" w:type="dxa"/>
+            <w:tcW w:w="1067" w:type="pct"/>
+            <w:shd w:val="clear" w:color="auto" w:fill="FFFFFF" w:themeFill="background1"/>
+          </w:tcPr>
+          <w:p>
+            <w:pPr>
+              <w:spacing w:before="60" w:after="60"/>
+              <w:rPr>
+                <w:rFonts w:ascii="Times New Roman" w:eastAsia="Times New Roman" w:hAnsi="Times New Roman" w:cs="Times New Roman"/>
+                <w:b/>
+                <w:bCs/>
+              </w:rPr>
+            </w:pPr>
+            <w:r>
+              <w:t xml:space="preserve">El sistema debe garantizar un 99.9% de </w:t>
+            </w:r>
+            <w:proofErr w:type="spellStart"/>
+            <w:r>
+              <w:t>uptime</w:t>
+            </w:r>
+            <w:proofErr w:type="spellEnd"/>
+            <w:r>
+              <w:t>. El Modo Offline (RF09) es el mecanismo de contingencia primario ante caídas de servidor.</w:t>
+            </w:r>
+          </w:p>
+        </w:tc>
+        <w:tc>
+          <w:tcPr>
+            <w:tcW w:w="1067" w:type="pct"/>
             <w:shd w:val="clear" w:color="auto" w:fill="FFFFFF" w:themeFill="background1"/>
           </w:tcPr>
           <w:p>
@@ -18545,7 +18550,7 @@
         </w:tc>
         <w:tc>
           <w:tcPr>
-            <w:tcW w:w="1701" w:type="dxa"/>
+            <w:tcW w:w="764" w:type="pct"/>
             <w:shd w:val="clear" w:color="auto" w:fill="FFFFFF" w:themeFill="background1"/>
           </w:tcPr>
           <w:p>
@@ -18569,7 +18574,7 @@
         </w:tc>
         <w:tc>
           <w:tcPr>
-            <w:tcW w:w="4690" w:type="dxa"/>
+            <w:tcW w:w="1677" w:type="pct"/>
             <w:shd w:val="clear" w:color="auto" w:fill="FFFFFF" w:themeFill="background1"/>
           </w:tcPr>
           <w:p>
@@ -18584,32 +18589,6 @@
                 <w:bCs/>
               </w:rPr>
             </w:pPr>
-            <w:r>
-              <w:rPr>
-                <w:rFonts w:ascii="Times New Roman" w:eastAsia="Times New Roman" w:hAnsi="Times New Roman" w:cs="Times New Roman"/>
-                <w:b/>
-                <w:bCs/>
-              </w:rPr>
-              <w:t xml:space="preserve">El sistema debe garantizar un 99.9% de </w:t>
-            </w:r>
-            <w:proofErr w:type="spellStart"/>
-            <w:r>
-              <w:rPr>
-                <w:rFonts w:ascii="Times New Roman" w:eastAsia="Times New Roman" w:hAnsi="Times New Roman" w:cs="Times New Roman"/>
-                <w:b/>
-                <w:bCs/>
-              </w:rPr>
-              <w:t>uptime</w:t>
-            </w:r>
-            <w:proofErr w:type="spellEnd"/>
-            <w:r>
-              <w:rPr>
-                <w:rFonts w:ascii="Times New Roman" w:eastAsia="Times New Roman" w:hAnsi="Times New Roman" w:cs="Times New Roman"/>
-                <w:b/>
-                <w:bCs/>
-              </w:rPr>
-              <w:t>. El Modo Offline (RF09) es el mecanismo de contingencia primario ante caídas de servidor.</w:t>
-            </w:r>
           </w:p>
         </w:tc>
       </w:tr>
@@ -18619,7 +18598,7 @@
         </w:trPr>
         <w:tc>
           <w:tcPr>
-            <w:tcW w:w="1116" w:type="dxa"/>
+            <w:tcW w:w="424" w:type="pct"/>
             <w:shd w:val="clear" w:color="auto" w:fill="FFFFFF" w:themeFill="background1"/>
           </w:tcPr>
           <w:p>
@@ -18643,7 +18622,26 @@
         </w:tc>
         <w:tc>
           <w:tcPr>
-            <w:tcW w:w="2838" w:type="dxa"/>
+            <w:tcW w:w="1067" w:type="pct"/>
+            <w:shd w:val="clear" w:color="auto" w:fill="FFFFFF" w:themeFill="background1"/>
+          </w:tcPr>
+          <w:p>
+            <w:pPr>
+              <w:spacing w:before="60" w:after="60"/>
+              <w:rPr>
+                <w:rFonts w:ascii="Times New Roman" w:eastAsia="Times New Roman" w:hAnsi="Times New Roman" w:cs="Times New Roman"/>
+                <w:b/>
+                <w:bCs/>
+              </w:rPr>
+            </w:pPr>
+            <w:r>
+              <w:t>Las transacciones locales en la interfaz deben procesarse en menos de 1.5 segundos.</w:t>
+            </w:r>
+          </w:p>
+        </w:tc>
+        <w:tc>
+          <w:tcPr>
+            <w:tcW w:w="1067" w:type="pct"/>
             <w:shd w:val="clear" w:color="auto" w:fill="FFFFFF" w:themeFill="background1"/>
           </w:tcPr>
           <w:p>
@@ -18667,7 +18665,7 @@
         </w:tc>
         <w:tc>
           <w:tcPr>
-            <w:tcW w:w="1701" w:type="dxa"/>
+            <w:tcW w:w="764" w:type="pct"/>
             <w:shd w:val="clear" w:color="auto" w:fill="FFFFFF" w:themeFill="background1"/>
           </w:tcPr>
           <w:p>
@@ -18691,26 +18689,18 @@
         </w:tc>
         <w:tc>
           <w:tcPr>
-            <w:tcW w:w="4690" w:type="dxa"/>
-            <w:shd w:val="clear" w:color="auto" w:fill="FFFFFF" w:themeFill="background1"/>
-          </w:tcPr>
-          <w:p>
-            <w:pPr>
-              <w:spacing w:before="60" w:after="60"/>
-              <w:rPr>
-                <w:rFonts w:ascii="Times New Roman" w:eastAsia="Times New Roman" w:hAnsi="Times New Roman" w:cs="Times New Roman"/>
-                <w:b/>
-                <w:bCs/>
-              </w:rPr>
-            </w:pPr>
-            <w:r>
-              <w:rPr>
-                <w:rFonts w:ascii="Times New Roman" w:eastAsia="Times New Roman" w:hAnsi="Times New Roman" w:cs="Times New Roman"/>
-                <w:b/>
-                <w:bCs/>
-              </w:rPr>
-              <w:t>Las transacciones locales en la interfaz deben procesarse en menos de 1.5 segundos.</w:t>
-            </w:r>
+            <w:tcW w:w="1677" w:type="pct"/>
+            <w:shd w:val="clear" w:color="auto" w:fill="FFFFFF" w:themeFill="background1"/>
+          </w:tcPr>
+          <w:p>
+            <w:pPr>
+              <w:spacing w:before="60" w:after="60"/>
+              <w:rPr>
+                <w:rFonts w:ascii="Times New Roman" w:eastAsia="Times New Roman" w:hAnsi="Times New Roman" w:cs="Times New Roman"/>
+                <w:b/>
+                <w:bCs/>
+              </w:rPr>
+            </w:pPr>
           </w:p>
         </w:tc>
       </w:tr>
@@ -18720,7 +18710,7 @@
         </w:trPr>
         <w:tc>
           <w:tcPr>
-            <w:tcW w:w="1116" w:type="dxa"/>
+            <w:tcW w:w="424" w:type="pct"/>
             <w:shd w:val="clear" w:color="auto" w:fill="FFFFFF" w:themeFill="background1"/>
           </w:tcPr>
           <w:p>
@@ -18744,7 +18734,26 @@
         </w:tc>
         <w:tc>
           <w:tcPr>
-            <w:tcW w:w="2838" w:type="dxa"/>
+            <w:tcW w:w="1067" w:type="pct"/>
+            <w:shd w:val="clear" w:color="auto" w:fill="FFFFFF" w:themeFill="background1"/>
+          </w:tcPr>
+          <w:p>
+            <w:pPr>
+              <w:spacing w:before="60" w:after="60"/>
+              <w:rPr>
+                <w:rFonts w:ascii="Times New Roman" w:eastAsia="Times New Roman" w:hAnsi="Times New Roman" w:cs="Times New Roman"/>
+                <w:b/>
+                <w:bCs/>
+              </w:rPr>
+            </w:pPr>
+            <w:r>
+              <w:t>Interfaz intuitiva basada en la Ley de Hick, minimizando clics para operarios en cocina.</w:t>
+            </w:r>
+          </w:p>
+        </w:tc>
+        <w:tc>
+          <w:tcPr>
+            <w:tcW w:w="1067" w:type="pct"/>
             <w:shd w:val="clear" w:color="auto" w:fill="FFFFFF" w:themeFill="background1"/>
           </w:tcPr>
           <w:p>
@@ -18768,7 +18777,7 @@
         </w:tc>
         <w:tc>
           <w:tcPr>
-            <w:tcW w:w="1701" w:type="dxa"/>
+            <w:tcW w:w="764" w:type="pct"/>
             <w:shd w:val="clear" w:color="auto" w:fill="FFFFFF" w:themeFill="background1"/>
           </w:tcPr>
           <w:p>
@@ -18792,26 +18801,18 @@
         </w:tc>
         <w:tc>
           <w:tcPr>
-            <w:tcW w:w="4690" w:type="dxa"/>
-            <w:shd w:val="clear" w:color="auto" w:fill="FFFFFF" w:themeFill="background1"/>
-          </w:tcPr>
-          <w:p>
-            <w:pPr>
-              <w:spacing w:before="60" w:after="60"/>
-              <w:rPr>
-                <w:rFonts w:ascii="Times New Roman" w:eastAsia="Times New Roman" w:hAnsi="Times New Roman" w:cs="Times New Roman"/>
-                <w:b/>
-                <w:bCs/>
-              </w:rPr>
-            </w:pPr>
-            <w:r>
-              <w:rPr>
-                <w:rFonts w:ascii="Times New Roman" w:eastAsia="Times New Roman" w:hAnsi="Times New Roman" w:cs="Times New Roman"/>
-                <w:b/>
-                <w:bCs/>
-              </w:rPr>
-              <w:t>Interfaz intuitiva basada en la Ley de Hick, minimizando clics para operarios en cocina.</w:t>
-            </w:r>
+            <w:tcW w:w="1677" w:type="pct"/>
+            <w:shd w:val="clear" w:color="auto" w:fill="FFFFFF" w:themeFill="background1"/>
+          </w:tcPr>
+          <w:p>
+            <w:pPr>
+              <w:spacing w:before="60" w:after="60"/>
+              <w:rPr>
+                <w:rFonts w:ascii="Times New Roman" w:eastAsia="Times New Roman" w:hAnsi="Times New Roman" w:cs="Times New Roman"/>
+                <w:b/>
+                <w:bCs/>
+              </w:rPr>
+            </w:pPr>
           </w:p>
         </w:tc>
       </w:tr>
@@ -18821,7 +18822,7 @@
         </w:trPr>
         <w:tc>
           <w:tcPr>
-            <w:tcW w:w="1116" w:type="dxa"/>
+            <w:tcW w:w="424" w:type="pct"/>
             <w:shd w:val="clear" w:color="auto" w:fill="FFFFFF" w:themeFill="background1"/>
           </w:tcPr>
           <w:p>
@@ -18845,7 +18846,34 @@
         </w:tc>
         <w:tc>
           <w:tcPr>
-            <w:tcW w:w="2838" w:type="dxa"/>
+            <w:tcW w:w="1067" w:type="pct"/>
+            <w:shd w:val="clear" w:color="auto" w:fill="FFFFFF" w:themeFill="background1"/>
+          </w:tcPr>
+          <w:p>
+            <w:pPr>
+              <w:spacing w:before="60" w:after="60"/>
+              <w:rPr>
+                <w:rFonts w:ascii="Times New Roman" w:eastAsia="Times New Roman" w:hAnsi="Times New Roman" w:cs="Times New Roman"/>
+                <w:b/>
+                <w:bCs/>
+              </w:rPr>
+            </w:pPr>
+            <w:r>
+              <w:t xml:space="preserve">Funcionamiento garantizado en Google Chrome y Safari para soporte de </w:t>
+            </w:r>
+            <w:proofErr w:type="spellStart"/>
+            <w:r>
+              <w:t>tablets</w:t>
+            </w:r>
+            <w:proofErr w:type="spellEnd"/>
+            <w:r>
+              <w:t xml:space="preserve"> Android/iPad.</w:t>
+            </w:r>
+          </w:p>
+        </w:tc>
+        <w:tc>
+          <w:tcPr>
+            <w:tcW w:w="1067" w:type="pct"/>
             <w:shd w:val="clear" w:color="auto" w:fill="FFFFFF" w:themeFill="background1"/>
           </w:tcPr>
           <w:p>
@@ -18869,7 +18897,7 @@
         </w:tc>
         <w:tc>
           <w:tcPr>
-            <w:tcW w:w="1701" w:type="dxa"/>
+            <w:tcW w:w="764" w:type="pct"/>
             <w:shd w:val="clear" w:color="auto" w:fill="FFFFFF" w:themeFill="background1"/>
           </w:tcPr>
           <w:p>
@@ -18893,44 +18921,18 @@
         </w:tc>
         <w:tc>
           <w:tcPr>
-            <w:tcW w:w="4690" w:type="dxa"/>
-            <w:shd w:val="clear" w:color="auto" w:fill="FFFFFF" w:themeFill="background1"/>
-          </w:tcPr>
-          <w:p>
-            <w:pPr>
-              <w:spacing w:before="60" w:after="60"/>
-              <w:rPr>
-                <w:rFonts w:ascii="Times New Roman" w:eastAsia="Times New Roman" w:hAnsi="Times New Roman" w:cs="Times New Roman"/>
-                <w:b/>
-                <w:bCs/>
-              </w:rPr>
-            </w:pPr>
-            <w:r>
-              <w:rPr>
-                <w:rFonts w:ascii="Times New Roman" w:eastAsia="Times New Roman" w:hAnsi="Times New Roman" w:cs="Times New Roman"/>
-                <w:b/>
-                <w:bCs/>
-              </w:rPr>
-              <w:t xml:space="preserve">Funcionamiento garantizado en Google Chrome y Safari para soporte de </w:t>
-            </w:r>
-            <w:proofErr w:type="spellStart"/>
-            <w:r>
-              <w:rPr>
-                <w:rFonts w:ascii="Times New Roman" w:eastAsia="Times New Roman" w:hAnsi="Times New Roman" w:cs="Times New Roman"/>
-                <w:b/>
-                <w:bCs/>
-              </w:rPr>
-              <w:t>tablets</w:t>
-            </w:r>
-            <w:proofErr w:type="spellEnd"/>
-            <w:r>
-              <w:rPr>
-                <w:rFonts w:ascii="Times New Roman" w:eastAsia="Times New Roman" w:hAnsi="Times New Roman" w:cs="Times New Roman"/>
-                <w:b/>
-                <w:bCs/>
-              </w:rPr>
-              <w:t xml:space="preserve"> Android/iPad.</w:t>
-            </w:r>
+            <w:tcW w:w="1677" w:type="pct"/>
+            <w:shd w:val="clear" w:color="auto" w:fill="FFFFFF" w:themeFill="background1"/>
+          </w:tcPr>
+          <w:p>
+            <w:pPr>
+              <w:spacing w:before="60" w:after="60"/>
+              <w:rPr>
+                <w:rFonts w:ascii="Times New Roman" w:eastAsia="Times New Roman" w:hAnsi="Times New Roman" w:cs="Times New Roman"/>
+                <w:b/>
+                <w:bCs/>
+              </w:rPr>
+            </w:pPr>
           </w:p>
         </w:tc>
       </w:tr>
@@ -18940,7 +18942,7 @@
         </w:trPr>
         <w:tc>
           <w:tcPr>
-            <w:tcW w:w="1116" w:type="dxa"/>
+            <w:tcW w:w="424" w:type="pct"/>
             <w:shd w:val="clear" w:color="auto" w:fill="FFFFFF" w:themeFill="background1"/>
           </w:tcPr>
           <w:p>
@@ -18964,7 +18966,26 @@
         </w:tc>
         <w:tc>
           <w:tcPr>
-            <w:tcW w:w="2838" w:type="dxa"/>
+            <w:tcW w:w="1067" w:type="pct"/>
+            <w:shd w:val="clear" w:color="auto" w:fill="FFFFFF" w:themeFill="background1"/>
+          </w:tcPr>
+          <w:p>
+            <w:pPr>
+              <w:spacing w:before="60" w:after="60"/>
+              <w:rPr>
+                <w:rFonts w:ascii="Times New Roman" w:eastAsia="Times New Roman" w:hAnsi="Times New Roman" w:cs="Times New Roman"/>
+                <w:b/>
+                <w:bCs/>
+              </w:rPr>
+            </w:pPr>
+            <w:r>
+              <w:t>Protección de datos mediante protocolo TLS 1.3 en todas las comunicaciones.</w:t>
+            </w:r>
+          </w:p>
+        </w:tc>
+        <w:tc>
+          <w:tcPr>
+            <w:tcW w:w="1067" w:type="pct"/>
             <w:shd w:val="clear" w:color="auto" w:fill="FFFFFF" w:themeFill="background1"/>
           </w:tcPr>
           <w:p>
@@ -18988,7 +19009,7 @@
         </w:tc>
         <w:tc>
           <w:tcPr>
-            <w:tcW w:w="1701" w:type="dxa"/>
+            <w:tcW w:w="764" w:type="pct"/>
             <w:shd w:val="clear" w:color="auto" w:fill="FFFFFF" w:themeFill="background1"/>
           </w:tcPr>
           <w:p>
@@ -19012,26 +19033,18 @@
         </w:tc>
         <w:tc>
           <w:tcPr>
-            <w:tcW w:w="4690" w:type="dxa"/>
-            <w:shd w:val="clear" w:color="auto" w:fill="FFFFFF" w:themeFill="background1"/>
-          </w:tcPr>
-          <w:p>
-            <w:pPr>
-              <w:spacing w:before="60" w:after="60"/>
-              <w:rPr>
-                <w:rFonts w:ascii="Times New Roman" w:eastAsia="Times New Roman" w:hAnsi="Times New Roman" w:cs="Times New Roman"/>
-                <w:b/>
-                <w:bCs/>
-              </w:rPr>
-            </w:pPr>
-            <w:r>
-              <w:rPr>
-                <w:rFonts w:ascii="Times New Roman" w:eastAsia="Times New Roman" w:hAnsi="Times New Roman" w:cs="Times New Roman"/>
-                <w:b/>
-                <w:bCs/>
-              </w:rPr>
-              <w:t>Protección de datos mediante protocolo TLS 1.3 en todas las comunicaciones.</w:t>
-            </w:r>
+            <w:tcW w:w="1677" w:type="pct"/>
+            <w:shd w:val="clear" w:color="auto" w:fill="FFFFFF" w:themeFill="background1"/>
+          </w:tcPr>
+          <w:p>
+            <w:pPr>
+              <w:spacing w:before="60" w:after="60"/>
+              <w:rPr>
+                <w:rFonts w:ascii="Times New Roman" w:eastAsia="Times New Roman" w:hAnsi="Times New Roman" w:cs="Times New Roman"/>
+                <w:b/>
+                <w:bCs/>
+              </w:rPr>
+            </w:pPr>
           </w:p>
         </w:tc>
       </w:tr>
@@ -19121,7 +19134,16 @@
           <w:sz w:val="28"/>
           <w:szCs w:val="28"/>
         </w:rPr>
-        <w:t>Para la clasificación de estos requisitos se utilizan los siguientes niveles:</w:t>
+        <w:t xml:space="preserve">Para la clasificación de estos requisitos se utilizan los siguientes </w:t>
+      </w:r>
+      <w:r>
+        <w:rPr>
+          <w:color w:val="2F2F2F"/>
+          <w:sz w:val="28"/>
+          <w:szCs w:val="28"/>
+        </w:rPr>
+        <w:lastRenderedPageBreak/>
+        <w:t>niveles:</w:t>
       </w:r>
     </w:p>
     <w:p>
@@ -20196,15 +20218,7 @@
                               <w:spacing w:val="-2"/>
                               <w:sz w:val="16"/>
                             </w:rPr>
-                            <w:t xml:space="preserve"> </w:t>
-                          </w:r>
-                          <w:r>
-                            <w:rPr>
-                              <w:color w:val="231A60"/>
-                              <w:spacing w:val="-2"/>
-                              <w:sz w:val="16"/>
-                            </w:rPr>
-                            <w:t>sofware</w:t>
+                            <w:t xml:space="preserve"> sofware</w:t>
                           </w:r>
                         </w:p>
                       </w:txbxContent>
@@ -22760,7 +22774,6 @@
 <ds:datastoreItem xmlns:ds="http://schemas.openxmlformats.org/officeDocument/2006/customXml" ds:itemID="{671790CC-750C-4FD0-9C64-2D6E79F696C8}">
   <ds:schemaRefs>
     <ds:schemaRef ds:uri="http://schemas.openxmlformats.org/officeDocument/2006/bibliography"/>
-    <ds:schemaRef ds:uri="http://www.w3.org/2000/xmlns/"/>
   </ds:schemaRefs>
 </ds:datastoreItem>
 </file>